--- a/labs/lab-06/executive-brief.docx
+++ b/labs/lab-06/executive-brief.docx
@@ -12,7 +12,7 @@
     </w:p>
     <w:p>
       <w:r>
-        <w:t>Lab 06: Executive meeting and communication</w:t>
+        <w:t>Lab 06: Build a focused Copilot agent</w:t>
       </w:r>
     </w:p>
     <w:p>
@@ -38,22 +38,22 @@
         <w:pStyle w:val="Heading2"/>
       </w:pPr>
       <w:r>
-        <w:t>NS-26: Executive meeting</w:t>
+        <w:t>NS-26: Choose agent purpose</w:t>
       </w:r>
     </w:p>
     <w:p>
       <w:r>
-        <w:t>Business input: Synthetic leadership meeting transcript</w:t>
+        <w:t>Business input: Recurring employee policy questions</w:t>
       </w:r>
     </w:p>
     <w:p>
       <w:r>
-        <w:t>Required output: Decision and action log</w:t>
+        <w:t>Required output: Agent purpose statement</w:t>
       </w:r>
     </w:p>
     <w:p>
       <w:r>
-        <w:t>Review gate: Chair validates speaker and decision</w:t>
+        <w:t>Review gate: Owner excludes high-impact decisions</w:t>
       </w:r>
     </w:p>
     <w:p>
@@ -61,22 +61,22 @@
         <w:pStyle w:val="Heading2"/>
       </w:pPr>
       <w:r>
-        <w:t>NS-27: Outlook decision flow</w:t>
+        <w:t>NS-27: Write instructions</w:t>
       </w:r>
     </w:p>
     <w:p>
       <w:r>
-        <w:t>Business input: A crowded executive email thread</w:t>
+        <w:t>Business input: Approved policy excerpts and role statement</w:t>
       </w:r>
     </w:p>
     <w:p>
       <w:r>
-        <w:t>Required output: Prioritised response draft</w:t>
+        <w:t>Required output: Agent instructions draft</w:t>
       </w:r>
     </w:p>
     <w:p>
       <w:r>
-        <w:t>Review gate: Executive reviews tone and commitments</w:t>
+        <w:t>Review gate: Owner checks failure and escalation wording</w:t>
       </w:r>
     </w:p>
     <w:p>
@@ -84,22 +84,22 @@
         <w:pStyle w:val="Heading2"/>
       </w:pPr>
       <w:r>
-        <w:t>NS-28: Cross-functional handoff</w:t>
+        <w:t>NS-28: Add knowledge</w:t>
       </w:r>
     </w:p>
     <w:p>
       <w:r>
-        <w:t>Business input: Service and finance joint request</w:t>
+        <w:t>Business input: Current synthetic policy files</w:t>
       </w:r>
     </w:p>
     <w:p>
       <w:r>
-        <w:t>Required output: Future-state handoff map</w:t>
+        <w:t>Required output: Knowledge-source register</w:t>
       </w:r>
     </w:p>
     <w:p>
       <w:r>
-        <w:t>Review gate: Keep accountable human at each gate</w:t>
+        <w:t>Review gate: Data owner validates permissions and versions</w:t>
       </w:r>
     </w:p>
     <w:p>
@@ -107,22 +107,22 @@
         <w:pStyle w:val="Heading2"/>
       </w:pPr>
       <w:r>
-        <w:t>NS-29: Copilot integration choice</w:t>
+        <w:t>NS-29: Create starter prompts</w:t>
       </w:r>
     </w:p>
     <w:p>
       <w:r>
-        <w:t>Business input: Microsoft 365 and line-of-business options</w:t>
+        <w:t>Business input: Three common user questions</w:t>
       </w:r>
     </w:p>
     <w:p>
       <w:r>
-        <w:t>Required output: Integration decision card</w:t>
+        <w:t>Required output: Starter prompt set</w:t>
       </w:r>
     </w:p>
     <w:p>
       <w:r>
-        <w:t>Review gate: Sponsor accepts cost and risk trade-off</w:t>
+        <w:t>Review gate: Business user can understand each prompt</w:t>
       </w:r>
     </w:p>
     <w:p>
@@ -130,22 +130,22 @@
         <w:pStyle w:val="Heading2"/>
       </w:pPr>
       <w:r>
-        <w:t>NS-30: Agent opportunity</w:t>
+        <w:t>NS-30: Preview a response</w:t>
       </w:r>
     </w:p>
     <w:p>
       <w:r>
-        <w:t>Business input: A repeatable policy-answer task</w:t>
+        <w:t>Business input: Typical policy question with source answer</w:t>
       </w:r>
     </w:p>
     <w:p>
       <w:r>
-        <w:t>Required output: Agent opportunity brief</w:t>
+        <w:t>Required output: Agent response review</w:t>
       </w:r>
     </w:p>
     <w:p>
       <w:r>
-        <w:t>Review gate: Do not automate irreversible decisions</w:t>
+        <w:t>Review gate: Owner verifies accuracy and citation</w:t>
       </w:r>
     </w:p>
     <w:sectPr>
